--- a/Øvelser/Biologi/dna-i-kiwi/dna-i-kiwi.docx
+++ b/Øvelser/Biologi/dna-i-kiwi/dna-i-kiwi.docx
@@ -723,6 +723,126 @@
       </w:tr>
     </w:tbl>
     <w:bookmarkEnd w:id="29"/>
+    <w:bookmarkStart w:id="30" w:name="resultater"/>
+    <w:p>
+      <w:pPr>
+        <w:pStyle w:val="Heading2"/>
+      </w:pPr>
+      <w:r>
+        <w:t xml:space="preserve">Resultater</w:t>
+      </w:r>
+    </w:p>
+    <w:p>
+      <w:pPr>
+        <w:pStyle w:val="FirstParagraph"/>
+      </w:pPr>
+      <w:r>
+        <w:t xml:space="preserve">Tegn eller fotografér det udfældede DNA på træpinden og i grænselaget mellem filtrat og ethanol. Beskriv med egne ord, hvordan DNA’et ser ud (farve, form, konsistens).</w:t>
+      </w:r>
+    </w:p>
+    <w:p>
+      <w:pPr>
+        <w:pStyle w:val="BodyText"/>
+      </w:pPr>
+      <w:r>
+        <w:t xml:space="preserve">Øvelsen er kvalitativ — der er ingen tal at regne på, så der er ikke noget afsnit med databehandling.</w:t>
+      </w:r>
+    </w:p>
+    <w:bookmarkEnd w:id="30"/>
+    <w:bookmarkStart w:id="31" w:name="journalspørgsmål"/>
+    <w:p>
+      <w:pPr>
+        <w:pStyle w:val="Heading2"/>
+      </w:pPr>
+      <w:r>
+        <w:t xml:space="preserve">Journalspørgsmål</w:t>
+      </w:r>
+    </w:p>
+    <w:p>
+      <w:pPr>
+        <w:pStyle w:val="Compact"/>
+        <w:numPr>
+          <w:ilvl w:val="0"/>
+          <w:numId w:val="1004"/>
+        </w:numPr>
+      </w:pPr>
+      <w:r>
+        <w:t xml:space="preserve">Hvorfor skal kiwien moses, før opvaskemidlet tilsættes?</w:t>
+      </w:r>
+    </w:p>
+    <w:p>
+      <w:pPr>
+        <w:pStyle w:val="Compact"/>
+        <w:numPr>
+          <w:ilvl w:val="0"/>
+          <w:numId w:val="1004"/>
+        </w:numPr>
+      </w:pPr>
+      <w:r>
+        <w:t xml:space="preserve">Hvorfor tilsætter man opvaskemiddel? Forklar ud fra opbygningen af cellemembranen og kernemembranen.</w:t>
+      </w:r>
+    </w:p>
+    <w:p>
+      <w:pPr>
+        <w:pStyle w:val="Compact"/>
+        <w:numPr>
+          <w:ilvl w:val="0"/>
+          <w:numId w:val="1004"/>
+        </w:numPr>
+      </w:pPr>
+      <w:r>
+        <w:t xml:space="preserve">Hvorfor tilsætter man salt, og hvad fjernes ved filtreringen?</w:t>
+      </w:r>
+    </w:p>
+    <w:p>
+      <w:pPr>
+        <w:pStyle w:val="Compact"/>
+        <w:numPr>
+          <w:ilvl w:val="0"/>
+          <w:numId w:val="1004"/>
+        </w:numPr>
+      </w:pPr>
+      <w:r>
+        <w:t xml:space="preserve">Hvad er et enzym, og hvad vil enzymet DNase gøre ved DNA’et? Hvorfor hjælper det at holde det hele koldt under forsøget?</w:t>
+      </w:r>
+    </w:p>
+    <w:p>
+      <w:pPr>
+        <w:pStyle w:val="Compact"/>
+        <w:numPr>
+          <w:ilvl w:val="0"/>
+          <w:numId w:val="1004"/>
+        </w:numPr>
+      </w:pPr>
+      <w:r>
+        <w:t xml:space="preserve">DNase findes normalt i cellevæsken, hvor det beskytter mod fremmed DNA, fx fra virus. Hvorfor er det normalt ikke til fare for cellens eget DNA?</w:t>
+      </w:r>
+    </w:p>
+    <w:p>
+      <w:pPr>
+        <w:pStyle w:val="Compact"/>
+        <w:numPr>
+          <w:ilvl w:val="0"/>
+          <w:numId w:val="1004"/>
+        </w:numPr>
+      </w:pPr>
+      <w:r>
+        <w:t xml:space="preserve">Hvorfor fælder DNA’et ud, når ethanolen tilsættes, og hvorfor ses det netop i grænselaget mellem de to væsker?</w:t>
+      </w:r>
+    </w:p>
+    <w:p>
+      <w:pPr>
+        <w:pStyle w:val="Compact"/>
+        <w:numPr>
+          <w:ilvl w:val="0"/>
+          <w:numId w:val="1004"/>
+        </w:numPr>
+      </w:pPr>
+      <w:r>
+        <w:t xml:space="preserve">Den hvide klump, I kan se, er mange millioner DNA-molekyler viklet sammen. Hvorfor kan man ikke se dobbeltspiralen eller enkelte gener — og hvad skal der til for at undersøge DNA’ets rækkefølge af baser?</w:t>
+      </w:r>
+    </w:p>
+    <w:bookmarkEnd w:id="31"/>
     <w:sectPr>
       <w:headerReference r:id="rId7" w:type="default"/>
       <w:footerReference r:id="rId8" w:type="default"/>
@@ -1306,6 +1426,36 @@
   </w:num>
   <w:num w:numId="1003">
     <w:abstractNumId w:val="991"/>
+  </w:num>
+  <w:num w:numId="1004">
+    <w:abstractNumId w:val="99411"/>
+    <w:lvlOverride w:ilvl="0">
+      <w:startOverride w:val="1"/>
+    </w:lvlOverride>
+    <w:lvlOverride w:ilvl="1">
+      <w:startOverride w:val="1"/>
+    </w:lvlOverride>
+    <w:lvlOverride w:ilvl="2">
+      <w:startOverride w:val="1"/>
+    </w:lvlOverride>
+    <w:lvlOverride w:ilvl="3">
+      <w:startOverride w:val="1"/>
+    </w:lvlOverride>
+    <w:lvlOverride w:ilvl="4">
+      <w:startOverride w:val="1"/>
+    </w:lvlOverride>
+    <w:lvlOverride w:ilvl="5">
+      <w:startOverride w:val="1"/>
+    </w:lvlOverride>
+    <w:lvlOverride w:ilvl="6">
+      <w:startOverride w:val="1"/>
+    </w:lvlOverride>
+    <w:lvlOverride w:ilvl="7">
+      <w:startOverride w:val="1"/>
+    </w:lvlOverride>
+    <w:lvlOverride w:ilvl="8">
+      <w:startOverride w:val="1"/>
+    </w:lvlOverride>
   </w:num>
 </w:numbering>
 </file>
